--- a/tests/corpus/korvane/files/it/postmortem_tidewalk_alert_outage_2024_08.docx
+++ b/tests/corpus/korvane/files/it/postmortem_tidewalk_alert_outage_2024_08.docx
@@ -173,6 +173,9 @@
         <w:gridCol w:w="4320"/>
       </w:tblGrid>
       <w:tr>
+        <w:trPr>
+          <w:cantSplit/>
+        </w:trPr>
         <w:tc>
           <w:tcPr>
             <w:tcW w:type="dxa" w:w="4320"/>
@@ -201,6 +204,9 @@
         </w:tc>
       </w:tr>
       <w:tr>
+        <w:trPr>
+          <w:cantSplit/>
+        </w:trPr>
         <w:tc>
           <w:tcPr>
             <w:tcW w:type="dxa" w:w="4320"/>
@@ -223,6 +229,9 @@
         </w:tc>
       </w:tr>
       <w:tr>
+        <w:trPr>
+          <w:cantSplit/>
+        </w:trPr>
         <w:tc>
           <w:tcPr>
             <w:tcW w:type="dxa" w:w="4320"/>
@@ -245,6 +254,9 @@
         </w:tc>
       </w:tr>
       <w:tr>
+        <w:trPr>
+          <w:cantSplit/>
+        </w:trPr>
         <w:tc>
           <w:tcPr>
             <w:tcW w:type="dxa" w:w="4320"/>
@@ -267,6 +279,9 @@
         </w:tc>
       </w:tr>
       <w:tr>
+        <w:trPr>
+          <w:cantSplit/>
+        </w:trPr>
         <w:tc>
           <w:tcPr>
             <w:tcW w:type="dxa" w:w="4320"/>
@@ -289,6 +304,9 @@
         </w:tc>
       </w:tr>
       <w:tr>
+        <w:trPr>
+          <w:cantSplit/>
+        </w:trPr>
         <w:tc>
           <w:tcPr>
             <w:tcW w:type="dxa" w:w="4320"/>
@@ -311,6 +329,9 @@
         </w:tc>
       </w:tr>
       <w:tr>
+        <w:trPr>
+          <w:cantSplit/>
+        </w:trPr>
         <w:tc>
           <w:tcPr>
             <w:tcW w:type="dxa" w:w="4320"/>
@@ -333,6 +354,9 @@
         </w:tc>
       </w:tr>
       <w:tr>
+        <w:trPr>
+          <w:cantSplit/>
+        </w:trPr>
         <w:tc>
           <w:tcPr>
             <w:tcW w:type="dxa" w:w="4320"/>
@@ -355,6 +379,9 @@
         </w:tc>
       </w:tr>
       <w:tr>
+        <w:trPr>
+          <w:cantSplit/>
+        </w:trPr>
         <w:tc>
           <w:tcPr>
             <w:tcW w:type="dxa" w:w="4320"/>
@@ -377,6 +404,9 @@
         </w:tc>
       </w:tr>
       <w:tr>
+        <w:trPr>
+          <w:cantSplit/>
+        </w:trPr>
         <w:tc>
           <w:tcPr>
             <w:tcW w:type="dxa" w:w="4320"/>
@@ -399,6 +429,9 @@
         </w:tc>
       </w:tr>
       <w:tr>
+        <w:trPr>
+          <w:cantSplit/>
+        </w:trPr>
         <w:tc>
           <w:tcPr>
             <w:tcW w:type="dxa" w:w="4320"/>
@@ -421,6 +454,9 @@
         </w:tc>
       </w:tr>
       <w:tr>
+        <w:trPr>
+          <w:cantSplit/>
+        </w:trPr>
         <w:tc>
           <w:tcPr>
             <w:tcW w:type="dxa" w:w="4320"/>
@@ -443,6 +479,9 @@
         </w:tc>
       </w:tr>
       <w:tr>
+        <w:trPr>
+          <w:cantSplit/>
+        </w:trPr>
         <w:tc>
           <w:tcPr>
             <w:tcW w:type="dxa" w:w="4320"/>
@@ -465,6 +504,9 @@
         </w:tc>
       </w:tr>
       <w:tr>
+        <w:trPr>
+          <w:cantSplit/>
+        </w:trPr>
         <w:tc>
           <w:tcPr>
             <w:tcW w:type="dxa" w:w="4320"/>
@@ -582,6 +624,9 @@
         <w:gridCol w:w="2160"/>
       </w:tblGrid>
       <w:tr>
+        <w:trPr>
+          <w:cantSplit/>
+        </w:trPr>
         <w:tc>
           <w:tcPr>
             <w:tcW w:type="dxa" w:w="2160"/>
@@ -636,6 +681,9 @@
         </w:tc>
       </w:tr>
       <w:tr>
+        <w:trPr>
+          <w:cantSplit/>
+        </w:trPr>
         <w:tc>
           <w:tcPr>
             <w:tcW w:type="dxa" w:w="2160"/>
@@ -678,6 +726,9 @@
         </w:tc>
       </w:tr>
       <w:tr>
+        <w:trPr>
+          <w:cantSplit/>
+        </w:trPr>
         <w:tc>
           <w:tcPr>
             <w:tcW w:type="dxa" w:w="2160"/>
@@ -720,6 +771,9 @@
         </w:tc>
       </w:tr>
       <w:tr>
+        <w:trPr>
+          <w:cantSplit/>
+        </w:trPr>
         <w:tc>
           <w:tcPr>
             <w:tcW w:type="dxa" w:w="2160"/>
@@ -762,6 +816,9 @@
         </w:tc>
       </w:tr>
       <w:tr>
+        <w:trPr>
+          <w:cantSplit/>
+        </w:trPr>
         <w:tc>
           <w:tcPr>
             <w:tcW w:type="dxa" w:w="2160"/>
@@ -804,6 +861,9 @@
         </w:tc>
       </w:tr>
       <w:tr>
+        <w:trPr>
+          <w:cantSplit/>
+        </w:trPr>
         <w:tc>
           <w:tcPr>
             <w:tcW w:type="dxa" w:w="2160"/>
@@ -846,6 +906,9 @@
         </w:tc>
       </w:tr>
       <w:tr>
+        <w:trPr>
+          <w:cantSplit/>
+        </w:trPr>
         <w:tc>
           <w:tcPr>
             <w:tcW w:type="dxa" w:w="2160"/>
